--- a/Util/plantilla_certificado_mary.docx
+++ b/Util/plantilla_certificado_mary.docx
@@ -42,7 +42,7 @@
                     <pic:cNvPicPr/>
                   </pic:nvPicPr>
                   <pic:blipFill>
-                    <a:blip r:embed="rId6" cstate="print">
+                    <a:blip r:embed="rId7" cstate="print">
                       <a:extLst>
                         <a:ext uri="{28A0092B-C50C-407E-A947-70E740481C1C}">
                           <a14:useLocalDpi xmlns:a14="http://schemas.microsoft.com/office/drawing/2010/main" val="0"/>
@@ -877,7 +877,7 @@
                     <pic:cNvPicPr/>
                   </pic:nvPicPr>
                   <pic:blipFill>
-                    <a:blip r:embed="rId7">
+                    <a:blip r:embed="rId8">
                       <a:extLst>
                         <a:ext uri="{28A0092B-C50C-407E-A947-70E740481C1C}">
                           <a14:useLocalDpi xmlns:a14="http://schemas.microsoft.com/office/drawing/2010/main" val="0"/>
@@ -908,12 +908,12 @@
     <w:p>
       <w:pPr>
         <w:sectPr>
-          <w:headerReference w:type="even" r:id="rId8"/>
-          <w:headerReference w:type="default" r:id="rId9"/>
-          <w:footerReference w:type="even" r:id="rId10"/>
-          <w:footerReference w:type="default" r:id="rId11"/>
-          <w:headerReference w:type="first" r:id="rId12"/>
-          <w:footerReference w:type="first" r:id="rId13"/>
+          <w:headerReference w:type="even" r:id="rId9"/>
+          <w:headerReference w:type="default" r:id="rId10"/>
+          <w:footerReference w:type="even" r:id="rId11"/>
+          <w:footerReference w:type="default" r:id="rId12"/>
+          <w:headerReference w:type="first" r:id="rId13"/>
+          <w:footerReference w:type="first" r:id="rId14"/>
           <w:pgSz w:w="11909" w:h="16834"/>
           <w:pgMar w:top="1440" w:right="1440" w:bottom="1440" w:left="1440" w:header="720" w:footer="720" w:gutter="0"/>
           <w:pgBorders w:offsetFrom="page">
@@ -1336,7 +1336,7 @@
       <w:rPr>
         <w:noProof/>
       </w:rPr>
-      <w:pict w14:anchorId="3482FE98">
+      <w:pict w14:anchorId="02DD5BE9">
         <v:shapetype id="_x0000_t75" coordsize="21600,21600" o:spt="75" o:preferrelative="t" path="m@4@5l@4@11@9@11@9@5xe" filled="f" stroked="f">
           <v:stroke joinstyle="miter"/>
           <v:formulas>
@@ -1356,9 +1356,8 @@
           <v:path o:extrusionok="f" gradientshapeok="t" o:connecttype="rect"/>
           <o:lock v:ext="edit" aspectratio="t"/>
         </v:shapetype>
-        <v:shape id="WordPictureWatermark1436106001" o:spid="_x0000_s2051" type="#_x0000_t75" style="position:absolute;margin-left:0;margin-top:0;width:450.65pt;height:450.65pt;z-index:-251657216;mso-position-horizontal:center;mso-position-horizontal-relative:margin;mso-position-vertical:center;mso-position-vertical-relative:margin" o:allowincell="f">
-          <v:imagedata r:id="rId1" o:title="aplicaciones-logo-1"/>
-          <w10:wrap anchorx="margin" anchory="margin"/>
+        <v:shape id="WordPictureWatermark1448789813" o:spid="_x0000_s2054" type="#_x0000_t75" style="position:absolute;margin-left:0;margin-top:0;width:450.65pt;height:450.65pt;z-index:-251657216;mso-position-horizontal:center;mso-position-horizontal-relative:margin;mso-position-vertical:center;mso-position-vertical-relative:margin" o:allowincell="f">
+          <v:imagedata r:id="rId1" o:title="aplicaciones-logo-1" gain="19661f" blacklevel="22938f"/>
         </v:shape>
       </w:pict>
     </w:r>
@@ -1373,7 +1372,7 @@
       <w:rPr>
         <w:noProof/>
       </w:rPr>
-      <w:pict w14:anchorId="31EFEB83">
+      <w:pict w14:anchorId="1F8DBBC3">
         <v:shapetype id="_x0000_t75" coordsize="21600,21600" o:spt="75" o:preferrelative="t" path="m@4@5l@4@11@9@11@9@5xe" filled="f" stroked="f">
           <v:stroke joinstyle="miter"/>
           <v:formulas>
@@ -1393,9 +1392,8 @@
           <v:path o:extrusionok="f" gradientshapeok="t" o:connecttype="rect"/>
           <o:lock v:ext="edit" aspectratio="t"/>
         </v:shapetype>
-        <v:shape id="WordPictureWatermark1436106002" o:spid="_x0000_s2052" type="#_x0000_t75" style="position:absolute;margin-left:0;margin-top:0;width:450.65pt;height:450.65pt;z-index:-251656192;mso-position-horizontal:center;mso-position-horizontal-relative:margin;mso-position-vertical:center;mso-position-vertical-relative:margin" o:allowincell="f">
-          <v:imagedata r:id="rId1" o:title="aplicaciones-logo-1"/>
-          <w10:wrap anchorx="margin" anchory="margin"/>
+        <v:shape id="WordPictureWatermark1448789814" o:spid="_x0000_s2055" type="#_x0000_t75" style="position:absolute;margin-left:0;margin-top:0;width:450.65pt;height:450.65pt;z-index:-251656192;mso-position-horizontal:center;mso-position-horizontal-relative:margin;mso-position-vertical:center;mso-position-vertical-relative:margin" o:allowincell="f">
+          <v:imagedata r:id="rId1" o:title="aplicaciones-logo-1" gain="19661f" blacklevel="22938f"/>
         </v:shape>
       </w:pict>
     </w:r>
@@ -1413,7 +1411,7 @@
       <w:rPr>
         <w:noProof/>
       </w:rPr>
-      <w:pict w14:anchorId="0079B8EF">
+      <w:pict w14:anchorId="47C6156B">
         <v:shapetype id="_x0000_t75" coordsize="21600,21600" o:spt="75" o:preferrelative="t" path="m@4@5l@4@11@9@11@9@5xe" filled="f" stroked="f">
           <v:stroke joinstyle="miter"/>
           <v:formulas>
@@ -1433,9 +1431,8 @@
           <v:path o:extrusionok="f" gradientshapeok="t" o:connecttype="rect"/>
           <o:lock v:ext="edit" aspectratio="t"/>
         </v:shapetype>
-        <v:shape id="WordPictureWatermark1436106000" o:spid="_x0000_s2050" type="#_x0000_t75" style="position:absolute;margin-left:0;margin-top:0;width:450.65pt;height:450.65pt;z-index:-251658240;mso-position-horizontal:center;mso-position-horizontal-relative:margin;mso-position-vertical:center;mso-position-vertical-relative:margin" o:allowincell="f">
-          <v:imagedata r:id="rId1" o:title="aplicaciones-logo-1"/>
-          <w10:wrap anchorx="margin" anchory="margin"/>
+        <v:shape id="WordPictureWatermark1448789812" o:spid="_x0000_s2053" type="#_x0000_t75" style="position:absolute;margin-left:0;margin-top:0;width:450.65pt;height:450.65pt;z-index:-251658240;mso-position-horizontal:center;mso-position-horizontal-relative:margin;mso-position-vertical:center;mso-position-vertical-relative:margin" o:allowincell="f">
+          <v:imagedata r:id="rId1" o:title="aplicaciones-logo-1" gain="19661f" blacklevel="22938f"/>
         </v:shape>
       </w:pict>
     </w:r>
@@ -2427,4 +2424,16 @@
   </a:objectDefaults>
   <a:extraClrSchemeLst/>
 </a:theme>
+</file>
+
+<file path=customXml/item1.xml><?xml version="1.0" encoding="utf-8"?>
+<b:Sources xmlns:b="http://schemas.openxmlformats.org/officeDocument/2006/bibliography" xmlns="http://schemas.openxmlformats.org/officeDocument/2006/bibliography" SelectedStyle="\APASixthEditionOfficeOnline.xsl" StyleName="APA" Version="6"/>
+</file>
+
+<file path=customXml/itemProps1.xml><?xml version="1.0" encoding="utf-8"?>
+<ds:datastoreItem xmlns:ds="http://schemas.openxmlformats.org/officeDocument/2006/customXml" ds:itemID="{93D4B144-7051-421B-81BB-C1831F7F6985}">
+  <ds:schemaRefs>
+    <ds:schemaRef ds:uri="http://schemas.openxmlformats.org/officeDocument/2006/bibliography"/>
+  </ds:schemaRefs>
+</ds:datastoreItem>
 </file>
--- a/Util/plantilla_certificado_mary.docx
+++ b/Util/plantilla_certificado_mary.docx
@@ -13,15 +13,12 @@
       </w:pPr>
       <w:r>
         <w:rPr>
-          <w:b/>
           <w:noProof/>
-          <w:sz w:val="32"/>
-          <w:szCs w:val="32"/>
         </w:rPr>
         <w:drawing>
-          <wp:anchor distT="0" distB="0" distL="114300" distR="114300" simplePos="0" relativeHeight="251658240" behindDoc="0" locked="0" layoutInCell="1" allowOverlap="1" wp14:anchorId="788AA47E" wp14:editId="4B2447AC">
+          <wp:anchor distT="0" distB="0" distL="114300" distR="114300" simplePos="0" relativeHeight="251658240" behindDoc="0" locked="0" layoutInCell="1" hidden="0" allowOverlap="1" wp14:anchorId="38EC3C78" wp14:editId="59D89571">
             <wp:simplePos x="0" y="0"/>
-            <wp:positionH relativeFrom="margin">
+            <wp:positionH relativeFrom="column">
               <wp:posOffset>4562475</wp:posOffset>
             </wp:positionH>
             <wp:positionV relativeFrom="paragraph">
@@ -30,25 +27,18 @@
             <wp:extent cx="1552575" cy="1552575"/>
             <wp:effectExtent l="0" t="0" r="0" b="0"/>
             <wp:wrapNone/>
-            <wp:docPr id="3" name="Imagen 3"/>
-            <wp:cNvGraphicFramePr>
-              <a:graphicFrameLocks xmlns:a="http://schemas.openxmlformats.org/drawingml/2006/main" noChangeAspect="1"/>
-            </wp:cNvGraphicFramePr>
+            <wp:docPr id="2" name="image3.png"/>
+            <wp:cNvGraphicFramePr/>
             <a:graphic xmlns:a="http://schemas.openxmlformats.org/drawingml/2006/main">
               <a:graphicData uri="http://schemas.openxmlformats.org/drawingml/2006/picture">
                 <pic:pic xmlns:pic="http://schemas.openxmlformats.org/drawingml/2006/picture">
                   <pic:nvPicPr>
-                    <pic:cNvPr id="3" name="Imagen 3"/>
-                    <pic:cNvPicPr/>
+                    <pic:cNvPr id="0" name="image3.png"/>
+                    <pic:cNvPicPr preferRelativeResize="0"/>
                   </pic:nvPicPr>
                   <pic:blipFill>
-                    <a:blip r:embed="rId7" cstate="print">
-                      <a:extLst>
-                        <a:ext uri="{28A0092B-C50C-407E-A947-70E740481C1C}">
-                          <a14:useLocalDpi xmlns:a14="http://schemas.microsoft.com/office/drawing/2010/main" val="0"/>
-                        </a:ext>
-                      </a:extLst>
-                    </a:blip>
+                    <a:blip r:embed="rId6"/>
+                    <a:srcRect/>
                     <a:stretch>
                       <a:fillRect/>
                     </a:stretch>
@@ -61,16 +51,11 @@
                     <a:prstGeom prst="rect">
                       <a:avLst/>
                     </a:prstGeom>
+                    <a:ln/>
                   </pic:spPr>
                 </pic:pic>
               </a:graphicData>
             </a:graphic>
-            <wp14:sizeRelH relativeFrom="margin">
-              <wp14:pctWidth>0</wp14:pctWidth>
-            </wp14:sizeRelH>
-            <wp14:sizeRelV relativeFrom="margin">
-              <wp14:pctHeight>0</wp14:pctHeight>
-            </wp14:sizeRelV>
           </wp:anchor>
         </w:drawing>
       </w:r>
@@ -167,7 +152,7 @@
         </w:trPr>
         <w:tc>
           <w:tcPr>
-            <w:tcW w:w="9027" w:type="dxa"/>
+            <w:tcW w:w="9029" w:type="dxa"/>
             <w:gridSpan w:val="3"/>
             <w:shd w:val="clear" w:color="auto" w:fill="92D050"/>
             <w:tcMar>
@@ -191,22 +176,13 @@
               <w:jc w:val="center"/>
               <w:rPr>
                 <w:b/>
-                <w:bCs/>
               </w:rPr>
             </w:pPr>
             <w:r>
               <w:rPr>
                 <w:b/>
-                <w:bCs/>
               </w:rPr>
-              <w:t>Aceite de Cocina Usado (ACU) entregado por:</w:t>
-            </w:r>
-            <w:r>
-              <w:rPr>
-                <w:b/>
-                <w:bCs/>
-              </w:rPr>
-              <w:t xml:space="preserve"> </w:t>
+              <w:t xml:space="preserve">Aceite de Cocina Usado (ACU) entregado por: </w:t>
             </w:r>
           </w:p>
         </w:tc>
@@ -217,9 +193,9 @@
         </w:trPr>
         <w:tc>
           <w:tcPr>
-            <w:tcW w:w="6018" w:type="dxa"/>
+            <w:tcW w:w="6019" w:type="dxa"/>
             <w:gridSpan w:val="2"/>
-            <w:shd w:val="clear" w:color="auto" w:fill="F2F2F2" w:themeFill="background1" w:themeFillShade="F2"/>
+            <w:shd w:val="clear" w:color="auto" w:fill="F2F2F2"/>
             <w:tcMar>
               <w:top w:w="100" w:type="dxa"/>
               <w:left w:w="100" w:type="dxa"/>
@@ -240,13 +216,11 @@
               <w:spacing w:line="240" w:lineRule="auto"/>
               <w:rPr>
                 <w:b/>
-                <w:bCs/>
               </w:rPr>
             </w:pPr>
             <w:r>
               <w:rPr>
                 <w:b/>
-                <w:bCs/>
               </w:rPr>
               <w:t>Nombre del Generador - Punto de Venta</w:t>
             </w:r>
@@ -254,8 +228,8 @@
         </w:tc>
         <w:tc>
           <w:tcPr>
-            <w:tcW w:w="3009" w:type="dxa"/>
-            <w:shd w:val="clear" w:color="auto" w:fill="F2F2F2" w:themeFill="background1" w:themeFillShade="F2"/>
+            <w:tcW w:w="3010" w:type="dxa"/>
+            <w:shd w:val="clear" w:color="auto" w:fill="F2F2F2"/>
             <w:tcMar>
               <w:top w:w="100" w:type="dxa"/>
               <w:left w:w="100" w:type="dxa"/>
@@ -276,13 +250,11 @@
               <w:spacing w:line="240" w:lineRule="auto"/>
               <w:rPr>
                 <w:b/>
-                <w:bCs/>
               </w:rPr>
             </w:pPr>
             <w:r>
               <w:rPr>
                 <w:b/>
-                <w:bCs/>
               </w:rPr>
               <w:t>NIT/CC</w:t>
             </w:r>
@@ -295,7 +267,7 @@
         </w:trPr>
         <w:tc>
           <w:tcPr>
-            <w:tcW w:w="6018" w:type="dxa"/>
+            <w:tcW w:w="6019" w:type="dxa"/>
             <w:gridSpan w:val="2"/>
             <w:shd w:val="clear" w:color="auto" w:fill="auto"/>
             <w:tcMar>
@@ -335,7 +307,7 @@
         </w:tc>
         <w:tc>
           <w:tcPr>
-            <w:tcW w:w="3009" w:type="dxa"/>
+            <w:tcW w:w="3010" w:type="dxa"/>
             <w:shd w:val="clear" w:color="auto" w:fill="auto"/>
             <w:tcMar>
               <w:top w:w="100" w:type="dxa"/>
@@ -370,9 +342,9 @@
         </w:trPr>
         <w:tc>
           <w:tcPr>
-            <w:tcW w:w="6018" w:type="dxa"/>
+            <w:tcW w:w="6019" w:type="dxa"/>
             <w:gridSpan w:val="2"/>
-            <w:shd w:val="clear" w:color="auto" w:fill="F2F2F2" w:themeFill="background1" w:themeFillShade="F2"/>
+            <w:shd w:val="clear" w:color="auto" w:fill="F2F2F2"/>
             <w:tcMar>
               <w:top w:w="100" w:type="dxa"/>
               <w:left w:w="100" w:type="dxa"/>
@@ -393,13 +365,11 @@
               <w:spacing w:line="240" w:lineRule="auto"/>
               <w:rPr>
                 <w:b/>
-                <w:bCs/>
               </w:rPr>
             </w:pPr>
             <w:r>
               <w:rPr>
                 <w:b/>
-                <w:bCs/>
               </w:rPr>
               <w:t>Dirección</w:t>
             </w:r>
@@ -407,8 +377,8 @@
         </w:tc>
         <w:tc>
           <w:tcPr>
-            <w:tcW w:w="3009" w:type="dxa"/>
-            <w:shd w:val="clear" w:color="auto" w:fill="F2F2F2" w:themeFill="background1" w:themeFillShade="F2"/>
+            <w:tcW w:w="3010" w:type="dxa"/>
+            <w:shd w:val="clear" w:color="auto" w:fill="F2F2F2"/>
             <w:tcMar>
               <w:top w:w="100" w:type="dxa"/>
               <w:left w:w="100" w:type="dxa"/>
@@ -429,13 +399,11 @@
               <w:spacing w:line="240" w:lineRule="auto"/>
               <w:rPr>
                 <w:b/>
-                <w:bCs/>
               </w:rPr>
             </w:pPr>
             <w:r>
               <w:rPr>
                 <w:b/>
-                <w:bCs/>
               </w:rPr>
               <w:t>Teléfono</w:t>
             </w:r>
@@ -448,7 +416,7 @@
         </w:trPr>
         <w:tc>
           <w:tcPr>
-            <w:tcW w:w="6018" w:type="dxa"/>
+            <w:tcW w:w="6019" w:type="dxa"/>
             <w:gridSpan w:val="2"/>
             <w:shd w:val="clear" w:color="auto" w:fill="auto"/>
             <w:tcMar>
@@ -487,7 +455,7 @@
         </w:tc>
         <w:tc>
           <w:tcPr>
-            <w:tcW w:w="3009" w:type="dxa"/>
+            <w:tcW w:w="3010" w:type="dxa"/>
             <w:shd w:val="clear" w:color="auto" w:fill="auto"/>
             <w:tcMar>
               <w:top w:w="100" w:type="dxa"/>
@@ -520,7 +488,7 @@
         <w:tc>
           <w:tcPr>
             <w:tcW w:w="3009" w:type="dxa"/>
-            <w:shd w:val="clear" w:color="auto" w:fill="F2F2F2" w:themeFill="background1" w:themeFillShade="F2"/>
+            <w:shd w:val="clear" w:color="auto" w:fill="F2F2F2"/>
             <w:tcMar>
               <w:top w:w="100" w:type="dxa"/>
               <w:left w:w="100" w:type="dxa"/>
@@ -541,13 +509,11 @@
               <w:spacing w:line="240" w:lineRule="auto"/>
               <w:rPr>
                 <w:b/>
-                <w:bCs/>
               </w:rPr>
             </w:pPr>
             <w:r>
               <w:rPr>
                 <w:b/>
-                <w:bCs/>
               </w:rPr>
               <w:t>Tipo de Negocio</w:t>
             </w:r>
@@ -555,8 +521,8 @@
         </w:tc>
         <w:tc>
           <w:tcPr>
-            <w:tcW w:w="3009" w:type="dxa"/>
-            <w:shd w:val="clear" w:color="auto" w:fill="F2F2F2" w:themeFill="background1" w:themeFillShade="F2"/>
+            <w:tcW w:w="3010" w:type="dxa"/>
+            <w:shd w:val="clear" w:color="auto" w:fill="F2F2F2"/>
             <w:tcMar>
               <w:top w:w="100" w:type="dxa"/>
               <w:left w:w="100" w:type="dxa"/>
@@ -577,13 +543,11 @@
               <w:spacing w:line="240" w:lineRule="auto"/>
               <w:rPr>
                 <w:b/>
-                <w:bCs/>
               </w:rPr>
             </w:pPr>
             <w:r>
               <w:rPr>
                 <w:b/>
-                <w:bCs/>
               </w:rPr>
               <w:t>ACU recibido (Kg Netos)</w:t>
             </w:r>
@@ -591,8 +555,8 @@
         </w:tc>
         <w:tc>
           <w:tcPr>
-            <w:tcW w:w="3009" w:type="dxa"/>
-            <w:shd w:val="clear" w:color="auto" w:fill="F2F2F2" w:themeFill="background1" w:themeFillShade="F2"/>
+            <w:tcW w:w="3010" w:type="dxa"/>
+            <w:shd w:val="clear" w:color="auto" w:fill="F2F2F2"/>
             <w:tcMar>
               <w:top w:w="100" w:type="dxa"/>
               <w:left w:w="100" w:type="dxa"/>
@@ -613,13 +577,11 @@
               <w:spacing w:line="240" w:lineRule="auto"/>
               <w:rPr>
                 <w:b/>
-                <w:bCs/>
               </w:rPr>
             </w:pPr>
             <w:r>
               <w:rPr>
                 <w:b/>
-                <w:bCs/>
               </w:rPr>
               <w:t>Fecha de Recolección</w:t>
             </w:r>
@@ -657,7 +619,7 @@
         </w:tc>
         <w:tc>
           <w:tcPr>
-            <w:tcW w:w="3009" w:type="dxa"/>
+            <w:tcW w:w="3010" w:type="dxa"/>
             <w:shd w:val="clear" w:color="auto" w:fill="auto"/>
             <w:tcMar>
               <w:top w:w="100" w:type="dxa"/>
@@ -687,7 +649,7 @@
         </w:tc>
         <w:tc>
           <w:tcPr>
-            <w:tcW w:w="3009" w:type="dxa"/>
+            <w:tcW w:w="3010" w:type="dxa"/>
             <w:shd w:val="clear" w:color="auto" w:fill="auto"/>
             <w:tcMar>
               <w:top w:w="100" w:type="dxa"/>
@@ -744,27 +706,19 @@
       </w:r>
       <w:proofErr w:type="spellEnd"/>
       <w:r>
-        <w:t xml:space="preserve"> S.A.S. empresa constituida legalmente con el número de </w:t>
+        <w:t xml:space="preserve"> S.A.S. empresa constituida legalmente co</w:t>
+      </w:r>
+      <w:r>
+        <w:t xml:space="preserve">n el número de </w:t>
       </w:r>
       <w:r>
         <w:rPr>
           <w:b/>
-          <w:bCs/>
         </w:rPr>
-        <w:t xml:space="preserve">NIT </w:t>
-      </w:r>
-      <w:r>
-        <w:rPr>
-          <w:b/>
-          <w:bCs/>
-        </w:rPr>
-        <w:t>1201200100</w:t>
-      </w:r>
-      <w:r>
-        <w:t xml:space="preserve"> Teniendo</w:t>
-      </w:r>
-      <w:r>
-        <w:t xml:space="preserve"> en cuenta la resolución 0316 del 1 de marzo del 2018 y el acuerdo 634 de 2015 ante la </w:t>
+        <w:t>NIT 1201200100</w:t>
+      </w:r>
+      <w:r>
+        <w:t xml:space="preserve"> Teniendo en cuenta la resolución 0316 del 1 de marzo del 2018 y el acuerdo 634 de 2015 ante la </w:t>
       </w:r>
       <w:proofErr w:type="gramStart"/>
       <w:r>
@@ -782,22 +736,14 @@
       <w:r>
         <w:rPr>
           <w:b/>
-          <w:bCs/>
         </w:rPr>
-        <w:t>TP-</w:t>
-      </w:r>
-      <w:r>
-        <w:rPr>
-          <w:b/>
-          <w:bCs/>
-        </w:rPr>
-        <w:t>13775</w:t>
-      </w:r>
-      <w:r>
-        <w:t xml:space="preserve"> el</w:t>
-      </w:r>
-      <w:r>
-        <w:t xml:space="preserve"> cual nos autoriza la recolección y transporte de Aceite de Cocina Usado (ACU). </w:t>
+        <w:t>TP-13775</w:t>
+      </w:r>
+      <w:r>
+        <w:t xml:space="preserve"> el cual nos autoriza la recolección y tr</w:t>
+      </w:r>
+      <w:r>
+        <w:t xml:space="preserve">ansporte de Aceite de Cocina Usado (ACU). </w:t>
       </w:r>
     </w:p>
     <w:p>
@@ -810,16 +756,7 @@
         <w:jc w:val="both"/>
       </w:pPr>
       <w:r>
-        <w:t xml:space="preserve">Si es de su interés ampliar esta información, puede </w:t>
-      </w:r>
-      <w:r>
-        <w:t>comunicarse con</w:t>
-      </w:r>
-      <w:r>
-        <w:t xml:space="preserve"> nosotros</w:t>
-      </w:r>
-      <w:r>
-        <w:t>.</w:t>
+        <w:t>Si es de su interés ampliar esta información, puede comunicarse con nosotros.</w:t>
       </w:r>
     </w:p>
     <w:p>
@@ -832,21 +769,16 @@
       <w:r>
         <w:rPr>
           <w:b/>
-          <w:bCs/>
         </w:rPr>
         <w:t>date</w:t>
       </w:r>
       <w:r>
-        <w:t xml:space="preserve"> </w:t>
-      </w:r>
-      <w:r>
-        <w:t xml:space="preserve">al </w:t>
+        <w:t xml:space="preserve"> al </w:t>
       </w:r>
       <w:proofErr w:type="spellStart"/>
       <w:r>
         <w:rPr>
           <w:b/>
-          <w:bCs/>
         </w:rPr>
         <w:t>finish</w:t>
       </w:r>
@@ -862,28 +794,21 @@
           <w:noProof/>
         </w:rPr>
         <w:drawing>
-          <wp:inline distT="0" distB="0" distL="0" distR="0" wp14:anchorId="4CD20623" wp14:editId="0861A578">
-            <wp:extent cx="1745673" cy="941910"/>
+          <wp:inline distT="0" distB="0" distL="0" distR="0" wp14:anchorId="64EA05B0" wp14:editId="00E91186">
+            <wp:extent cx="1768856" cy="954419"/>
             <wp:effectExtent l="0" t="0" r="0" b="0"/>
-            <wp:docPr id="5" name="Imagen 5"/>
-            <wp:cNvGraphicFramePr>
-              <a:graphicFrameLocks xmlns:a="http://schemas.openxmlformats.org/drawingml/2006/main" noChangeAspect="1"/>
-            </wp:cNvGraphicFramePr>
+            <wp:docPr id="3" name="image2.png"/>
+            <wp:cNvGraphicFramePr/>
             <a:graphic xmlns:a="http://schemas.openxmlformats.org/drawingml/2006/main">
               <a:graphicData uri="http://schemas.openxmlformats.org/drawingml/2006/picture">
                 <pic:pic xmlns:pic="http://schemas.openxmlformats.org/drawingml/2006/picture">
                   <pic:nvPicPr>
-                    <pic:cNvPr id="5" name="Imagen 5"/>
-                    <pic:cNvPicPr/>
+                    <pic:cNvPr id="0" name="image2.png"/>
+                    <pic:cNvPicPr preferRelativeResize="0"/>
                   </pic:nvPicPr>
                   <pic:blipFill>
-                    <a:blip r:embed="rId8">
-                      <a:extLst>
-                        <a:ext uri="{28A0092B-C50C-407E-A947-70E740481C1C}">
-                          <a14:useLocalDpi xmlns:a14="http://schemas.microsoft.com/office/drawing/2010/main" val="0"/>
-                        </a:ext>
-                      </a:extLst>
-                    </a:blip>
+                    <a:blip r:embed="rId7"/>
+                    <a:srcRect/>
                     <a:stretch>
                       <a:fillRect/>
                     </a:stretch>
@@ -896,6 +821,7 @@
                     <a:prstGeom prst="rect">
                       <a:avLst/>
                     </a:prstGeom>
+                    <a:ln/>
                   </pic:spPr>
                 </pic:pic>
               </a:graphicData>
@@ -904,14 +830,13 @@
         </w:drawing>
       </w:r>
     </w:p>
-    <w:p/>
     <w:p>
       <w:pPr>
         <w:sectPr>
-          <w:headerReference w:type="even" r:id="rId9"/>
-          <w:headerReference w:type="default" r:id="rId10"/>
-          <w:footerReference w:type="default" r:id="rId11"/>
-          <w:headerReference w:type="first" r:id="rId12"/>
+          <w:headerReference w:type="even" r:id="rId8"/>
+          <w:headerReference w:type="default" r:id="rId9"/>
+          <w:footerReference w:type="default" r:id="rId10"/>
+          <w:headerReference w:type="first" r:id="rId11"/>
           <w:pgSz w:w="11909" w:h="16834"/>
           <w:pgMar w:top="1440" w:right="1440" w:bottom="1440" w:left="1440" w:header="720" w:footer="720" w:gutter="0"/>
           <w:pgBorders w:offsetFrom="page">
@@ -985,6 +910,20 @@
       <w:proofErr w:type="spellEnd"/>
     </w:p>
     <w:p>
+      <w:pPr>
+        <w:sectPr>
+          <w:type w:val="continuous"/>
+          <w:pgSz w:w="11909" w:h="16834"/>
+          <w:pgMar w:top="1440" w:right="1440" w:bottom="1440" w:left="1440" w:header="720" w:footer="720" w:gutter="0"/>
+          <w:pgBorders w:offsetFrom="page">
+            <w:top w:val="single" w:sz="18" w:space="24" w:color="F79646" w:themeColor="accent6"/>
+            <w:left w:val="single" w:sz="18" w:space="24" w:color="F79646" w:themeColor="accent6"/>
+            <w:bottom w:val="single" w:sz="18" w:space="24" w:color="F79646" w:themeColor="accent6"/>
+            <w:right w:val="single" w:sz="18" w:space="24" w:color="F79646" w:themeColor="accent6"/>
+          </w:pgBorders>
+          <w:cols w:space="720"/>
+        </w:sectPr>
+      </w:pPr>
       <w:proofErr w:type="spellStart"/>
       <w:r>
         <w:t>Resigrass</w:t>
@@ -1006,81 +945,54 @@
             <w:bottom w:val="single" w:sz="18" w:space="24" w:color="F79646" w:themeColor="accent6"/>
             <w:right w:val="single" w:sz="18" w:space="24" w:color="F79646" w:themeColor="accent6"/>
           </w:pgBorders>
-          <w:cols w:space="4121"/>
+          <w:cols w:space="720"/>
         </w:sectPr>
       </w:pPr>
     </w:p>
     <w:p>
-      <w:pPr>
-        <w:sectPr>
-          <w:type w:val="continuous"/>
-          <w:pgSz w:w="11909" w:h="16834"/>
-          <w:pgMar w:top="1440" w:right="1440" w:bottom="1440" w:left="1440" w:header="720" w:footer="720" w:gutter="0"/>
-          <w:pgBorders w:offsetFrom="page">
-            <w:top w:val="single" w:sz="18" w:space="24" w:color="F79646" w:themeColor="accent6"/>
-            <w:left w:val="single" w:sz="18" w:space="24" w:color="F79646" w:themeColor="accent6"/>
-            <w:bottom w:val="single" w:sz="18" w:space="24" w:color="F79646" w:themeColor="accent6"/>
-            <w:right w:val="single" w:sz="18" w:space="24" w:color="F79646" w:themeColor="accent6"/>
-          </w:pgBorders>
-          <w:cols w:space="720" w:equalWidth="0">
-            <w:col w:w="9025" w:space="0"/>
-          </w:cols>
-        </w:sectPr>
-      </w:pPr>
-    </w:p>
-    <w:p>
       <w:r>
         <w:rPr>
           <w:noProof/>
         </w:rPr>
         <mc:AlternateContent>
-          <mc:Choice Requires="wps">
+          <mc:Choice Requires="wpg">
             <w:drawing>
-              <wp:anchor distT="0" distB="0" distL="114300" distR="114300" simplePos="0" relativeHeight="251659264" behindDoc="0" locked="0" layoutInCell="1" allowOverlap="1" wp14:anchorId="4DCF73E0" wp14:editId="24AD4AEB">
+              <wp:anchor distT="0" distB="0" distL="114300" distR="114300" simplePos="0" relativeHeight="251659264" behindDoc="0" locked="0" layoutInCell="1" hidden="0" allowOverlap="1" wp14:anchorId="0851FA54" wp14:editId="4BFD2848">
                 <wp:simplePos x="0" y="0"/>
                 <wp:positionH relativeFrom="column">
-                  <wp:posOffset>11874</wp:posOffset>
+                  <wp:posOffset>1</wp:posOffset>
                 </wp:positionH>
                 <wp:positionV relativeFrom="paragraph">
-                  <wp:posOffset>35717</wp:posOffset>
+                  <wp:posOffset>12700</wp:posOffset>
                 </wp:positionV>
-                <wp:extent cx="5723907" cy="35626"/>
-                <wp:effectExtent l="19050" t="19050" r="29210" b="21590"/>
+                <wp:extent cx="5762007" cy="73726"/>
+                <wp:effectExtent l="0" t="0" r="0" b="0"/>
                 <wp:wrapNone/>
-                <wp:docPr id="4" name="Conector recto 4"/>
+                <wp:docPr id="1" name=""/>
                 <wp:cNvGraphicFramePr/>
                 <a:graphic xmlns:a="http://schemas.openxmlformats.org/drawingml/2006/main">
                   <a:graphicData uri="http://schemas.microsoft.com/office/word/2010/wordprocessingShape">
                     <wps:wsp>
                       <wps:cNvCnPr/>
                       <wps:spPr>
-                        <a:xfrm flipV="1">
-                          <a:off x="0" y="0"/>
+                        <a:xfrm rot="10800000" flipH="1">
+                          <a:off x="2484047" y="3762187"/>
                           <a:ext cx="5723907" cy="35626"/>
                         </a:xfrm>
-                        <a:prstGeom prst="line">
+                        <a:prstGeom prst="straightConnector1">
                           <a:avLst/>
                         </a:prstGeom>
-                        <a:ln w="38100">
+                        <a:noFill/>
+                        <a:ln w="38100" cap="flat" cmpd="sng">
                           <a:solidFill>
                             <a:srgbClr val="92D050"/>
                           </a:solidFill>
+                          <a:prstDash val="solid"/>
+                          <a:round/>
+                          <a:headEnd type="none" w="sm" len="sm"/>
+                          <a:tailEnd type="none" w="sm" len="sm"/>
                         </a:ln>
                       </wps:spPr>
-                      <wps:style>
-                        <a:lnRef idx="1">
-                          <a:schemeClr val="accent3"/>
-                        </a:lnRef>
-                        <a:fillRef idx="0">
-                          <a:schemeClr val="accent3"/>
-                        </a:fillRef>
-                        <a:effectRef idx="0">
-                          <a:schemeClr val="accent3"/>
-                        </a:effectRef>
-                        <a:fontRef idx="minor">
-                          <a:schemeClr val="tx1"/>
-                        </a:fontRef>
-                      </wps:style>
                       <wps:bodyPr/>
                     </wps:wsp>
                   </a:graphicData>
@@ -1088,10 +1000,47 @@
               </wp:anchor>
             </w:drawing>
           </mc:Choice>
-          <mc:Fallback>
-            <w:pict>
-              <v:line w14:anchorId="1CE0D173" id="Conector recto 4" o:spid="_x0000_s1026" style="position:absolute;flip:y;z-index:251659264;visibility:visible;mso-wrap-style:square;mso-wrap-distance-left:9pt;mso-wrap-distance-top:0;mso-wrap-distance-right:9pt;mso-wrap-distance-bottom:0;mso-position-horizontal:absolute;mso-position-horizontal-relative:text;mso-position-vertical:absolute;mso-position-vertical-relative:text" from=".95pt,2.8pt" to="451.65pt,5.6pt" o:gfxdata="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" strokecolor="#92d050" strokeweight="3pt"/>
-            </w:pict>
+          <mc:Fallback xmlns:cr="http://schemas.microsoft.com/office/comments/2020/reactions" xmlns="http://schemas.microsoft.com/office/tasks/2019/documenttasks" xmlns:dgm="http://schemas.openxmlformats.org/drawingml/2006/diagram" xmlns:lc="http://schemas.openxmlformats.org/drawingml/2006/lockedCanvas" xmlns:c="http://schemas.openxmlformats.org/drawingml/2006/chart" xmlns:pic="http://schemas.openxmlformats.org/drawingml/2006/picture" xmlns:a="http://schemas.openxmlformats.org/drawingml/2006/main" xmlns:sl="http://schemas.openxmlformats.org/schemaLibrary/2006/main">
+            <w:drawing>
+              <wp:anchor allowOverlap="1" behindDoc="0" distB="0" distT="0" distL="114300" distR="114300" hidden="0" layoutInCell="1" locked="0" relativeHeight="0" simplePos="0">
+                <wp:simplePos x="0" y="0"/>
+                <wp:positionH relativeFrom="column">
+                  <wp:posOffset>1</wp:posOffset>
+                </wp:positionH>
+                <wp:positionV relativeFrom="paragraph">
+                  <wp:posOffset>12700</wp:posOffset>
+                </wp:positionV>
+                <wp:extent cx="5762007" cy="73726"/>
+                <wp:effectExtent b="0" l="0" r="0" t="0"/>
+                <wp:wrapNone/>
+                <wp:docPr id="1" name="image4.png"/>
+                <a:graphic>
+                  <a:graphicData uri="http://schemas.openxmlformats.org/drawingml/2006/picture">
+                    <pic:pic>
+                      <pic:nvPicPr>
+                        <pic:cNvPr id="0" name="image4.png"/>
+                        <pic:cNvPicPr preferRelativeResize="0"/>
+                      </pic:nvPicPr>
+                      <pic:blipFill>
+                        <a:blip r:embed="rId12"/>
+                        <a:srcRect/>
+                        <a:stretch>
+                          <a:fillRect/>
+                        </a:stretch>
+                      </pic:blipFill>
+                      <pic:spPr>
+                        <a:xfrm>
+                          <a:off x="0" y="0"/>
+                          <a:ext cx="5762007" cy="73726"/>
+                        </a:xfrm>
+                        <a:prstGeom prst="rect"/>
+                        <a:ln/>
+                      </pic:spPr>
+                    </pic:pic>
+                  </a:graphicData>
+                </a:graphic>
+              </wp:anchor>
+            </w:drawing>
           </mc:Fallback>
         </mc:AlternateContent>
       </w:r>
@@ -1106,9 +1055,7 @@
         <w:bottom w:val="single" w:sz="18" w:space="24" w:color="F79646" w:themeColor="accent6"/>
         <w:right w:val="single" w:sz="18" w:space="24" w:color="F79646" w:themeColor="accent6"/>
       </w:pgBorders>
-      <w:cols w:space="720" w:equalWidth="0">
-        <w:col w:w="9025" w:space="0"/>
-      </w:cols>
+      <w:cols w:space="720"/>
     </w:sectPr>
   </w:body>
 </w:document>
@@ -1143,137 +1090,86 @@
 <w:ftr xmlns:wpc="http://schemas.microsoft.com/office/word/2010/wordprocessingCanvas" xmlns:cx="http://schemas.microsoft.com/office/drawing/2014/chartex" xmlns:cx1="http://schemas.microsoft.com/office/drawing/2015/9/8/chartex" xmlns:cx2="http://schemas.microsoft.com/office/drawing/2015/10/21/chartex" xmlns:cx3="http://schemas.microsoft.com/office/drawing/2016/5/9/chartex" xmlns:cx4="http://schemas.microsoft.com/office/drawing/2016/5/10/chartex" xmlns:cx5="http://schemas.microsoft.com/office/drawing/2016/5/11/chartex" xmlns:cx6="http://schemas.microsoft.com/office/drawing/2016/5/12/chartex" xmlns:cx7="http://schemas.microsoft.com/office/drawing/2016/5/13/chartex" xmlns:cx8="http://schemas.microsoft.com/office/drawing/2016/5/14/chartex" xmlns:mc="http://schemas.openxmlformats.org/markup-compatibility/2006" xmlns:aink="http://schemas.microsoft.com/office/drawing/2016/ink" xmlns:am3d="http://schemas.microsoft.com/office/drawing/2017/model3d" xmlns:o="urn:schemas-microsoft-com:office:office" xmlns:r="http://schemas.openxmlformats.org/officeDocument/2006/relationships" xmlns:m="http://schemas.openxmlformats.org/officeDocument/2006/math" xmlns:v="urn:schemas-microsoft-com:vml" xmlns:wp14="http://schemas.microsoft.com/office/word/2010/wordprocessingDrawing" xmlns:wp="http://schemas.openxmlformats.org/drawingml/2006/wordprocessingDrawing" xmlns:w10="urn:schemas-microsoft-com:office:word" xmlns:w="http://schemas.openxmlformats.org/wordprocessingml/2006/main" xmlns:w14="http://schemas.microsoft.com/office/word/2010/wordml" xmlns:w15="http://schemas.microsoft.com/office/word/2012/wordml" xmlns:w16cex="http://schemas.microsoft.com/office/word/2018/wordml/cex" xmlns:w16cid="http://schemas.microsoft.com/office/word/2016/wordml/cid" xmlns:w16="http://schemas.microsoft.com/office/word/2018/wordml" xmlns:w16sdtdh="http://schemas.microsoft.com/office/word/2020/wordml/sdtdatahash" xmlns:w16se="http://schemas.microsoft.com/office/word/2015/wordml/symex" xmlns:wpg="http://schemas.microsoft.com/office/word/2010/wordprocessingGroup" xmlns:wpi="http://schemas.microsoft.com/office/word/2010/wordprocessingInk" xmlns:wne="http://schemas.microsoft.com/office/word/2006/wordml" xmlns:wps="http://schemas.microsoft.com/office/word/2010/wordprocessingShape" mc:Ignorable="w14 w15 w16se w16cid w16 w16cex w16sdtdh wp14">
   <w:p>
     <w:pPr>
-      <w:pStyle w:val="Piedepgina"/>
+      <w:pBdr>
+        <w:top w:val="nil"/>
+        <w:left w:val="nil"/>
+        <w:bottom w:val="nil"/>
+        <w:right w:val="nil"/>
+        <w:between w:val="nil"/>
+      </w:pBdr>
+      <w:tabs>
+        <w:tab w:val="center" w:pos="4419"/>
+        <w:tab w:val="right" w:pos="8838"/>
+      </w:tabs>
+      <w:spacing w:line="240" w:lineRule="auto"/>
       <w:jc w:val="center"/>
       <w:rPr>
         <w:b/>
-        <w:bCs/>
-        <w:color w:val="F79646" w:themeColor="accent6"/>
-        <w:lang w:val="es-ES"/>
+        <w:color w:val="F79646"/>
       </w:rPr>
     </w:pPr>
     <w:r>
       <w:rPr>
         <w:b/>
-        <w:bCs/>
-        <w:color w:val="F79646" w:themeColor="accent6"/>
-        <w:lang w:val="es-ES"/>
+        <w:color w:val="F79646"/>
       </w:rPr>
-      <w:t xml:space="preserve">E-mail: </w:t>
-    </w:r>
-    <w:r>
-      <w:rPr>
-        <w:b/>
-        <w:bCs/>
-        <w:color w:val="F79646" w:themeColor="accent6"/>
-        <w:lang w:val="es-ES"/>
-      </w:rPr>
-      <w:t>resigrass@</w:t>
-    </w:r>
-    <w:r>
-      <w:rPr>
-        <w:b/>
-        <w:bCs/>
-        <w:color w:val="F79646" w:themeColor="accent6"/>
-        <w:lang w:val="es-ES"/>
-      </w:rPr>
-      <w:t>hotmail</w:t>
-    </w:r>
-    <w:r>
-      <w:rPr>
-        <w:b/>
-        <w:bCs/>
-        <w:color w:val="F79646" w:themeColor="accent6"/>
-        <w:lang w:val="es-ES"/>
-      </w:rPr>
-      <w:t>.com</w:t>
+      <w:t>E-mail: resigrass@hotmail.com</w:t>
     </w:r>
   </w:p>
   <w:p>
     <w:pPr>
-      <w:pStyle w:val="Piedepgina"/>
+      <w:pBdr>
+        <w:top w:val="nil"/>
+        <w:left w:val="nil"/>
+        <w:bottom w:val="nil"/>
+        <w:right w:val="nil"/>
+        <w:between w:val="nil"/>
+      </w:pBdr>
+      <w:tabs>
+        <w:tab w:val="center" w:pos="4419"/>
+        <w:tab w:val="right" w:pos="8838"/>
+      </w:tabs>
+      <w:spacing w:line="240" w:lineRule="auto"/>
       <w:jc w:val="center"/>
       <w:rPr>
         <w:b/>
-        <w:bCs/>
-        <w:color w:val="F79646" w:themeColor="accent6"/>
-        <w:lang w:val="es-ES"/>
+        <w:color w:val="F79646"/>
       </w:rPr>
     </w:pPr>
     <w:r>
       <w:rPr>
         <w:b/>
-        <w:bCs/>
-        <w:color w:val="F79646" w:themeColor="accent6"/>
-        <w:lang w:val="es-ES"/>
+        <w:color w:val="F79646"/>
       </w:rPr>
-      <w:t>Teléfonos</w:t>
-    </w:r>
-    <w:r>
-      <w:rPr>
-        <w:b/>
-        <w:bCs/>
-        <w:color w:val="F79646" w:themeColor="accent6"/>
-        <w:lang w:val="es-ES"/>
-      </w:rPr>
-      <w:t xml:space="preserve"> (</w:t>
-    </w:r>
-    <w:r>
-      <w:rPr>
-        <w:b/>
-        <w:bCs/>
-        <w:color w:val="F79646" w:themeColor="accent6"/>
-        <w:lang w:val="es-ES"/>
-      </w:rPr>
-      <w:t>+57</w:t>
-    </w:r>
-    <w:r>
-      <w:rPr>
-        <w:b/>
-        <w:bCs/>
-        <w:color w:val="F79646" w:themeColor="accent6"/>
-        <w:lang w:val="es-ES"/>
-      </w:rPr>
-      <w:t>)</w:t>
-    </w:r>
-    <w:r>
-      <w:rPr>
-        <w:b/>
-        <w:bCs/>
-        <w:color w:val="F79646" w:themeColor="accent6"/>
-        <w:lang w:val="es-ES"/>
-      </w:rPr>
-      <w:t xml:space="preserve"> 3106747173 – (+57) 3138213005</w:t>
+      <w:t>Teléfonos (+57) 3106747173 – (+57) 3138213005</w:t>
     </w:r>
   </w:p>
   <w:p>
     <w:pPr>
-      <w:pStyle w:val="Piedepgina"/>
+      <w:pBdr>
+        <w:top w:val="nil"/>
+        <w:left w:val="nil"/>
+        <w:bottom w:val="nil"/>
+        <w:right w:val="nil"/>
+        <w:between w:val="nil"/>
+      </w:pBdr>
+      <w:tabs>
+        <w:tab w:val="center" w:pos="4419"/>
+        <w:tab w:val="right" w:pos="8838"/>
+      </w:tabs>
+      <w:spacing w:line="240" w:lineRule="auto"/>
       <w:jc w:val="center"/>
       <w:rPr>
         <w:b/>
-        <w:bCs/>
-        <w:color w:val="F79646" w:themeColor="accent6"/>
-        <w:lang w:val="es-ES"/>
+        <w:color w:val="F79646"/>
       </w:rPr>
     </w:pPr>
     <w:r>
       <w:rPr>
         <w:b/>
-        <w:bCs/>
-        <w:color w:val="F79646" w:themeColor="accent6"/>
-        <w:lang w:val="es-ES"/>
+        <w:color w:val="F79646"/>
       </w:rPr>
-      <w:t>DG 68 SUR #19B-20 – Bogotá DC, C</w:t>
-    </w:r>
-    <w:r>
-      <w:rPr>
-        <w:b/>
-        <w:bCs/>
-        <w:color w:val="F79646" w:themeColor="accent6"/>
-        <w:lang w:val="es-ES"/>
-      </w:rPr>
-      <w:t>undinamarca</w:t>
+      <w:t>DG 68 SUR #19B-20 – Bogotá DC, Cundinamarca</w:t>
     </w:r>
   </w:p>
 </w:ftr>
@@ -1308,13 +1204,27 @@
 <w:hdr xmlns:wpc="http://schemas.microsoft.com/office/word/2010/wordprocessingCanvas" xmlns:cx="http://schemas.microsoft.com/office/drawing/2014/chartex" xmlns:cx1="http://schemas.microsoft.com/office/drawing/2015/9/8/chartex" xmlns:cx2="http://schemas.microsoft.com/office/drawing/2015/10/21/chartex" xmlns:cx3="http://schemas.microsoft.com/office/drawing/2016/5/9/chartex" xmlns:cx4="http://schemas.microsoft.com/office/drawing/2016/5/10/chartex" xmlns:cx5="http://schemas.microsoft.com/office/drawing/2016/5/11/chartex" xmlns:cx6="http://schemas.microsoft.com/office/drawing/2016/5/12/chartex" xmlns:cx7="http://schemas.microsoft.com/office/drawing/2016/5/13/chartex" xmlns:cx8="http://schemas.microsoft.com/office/drawing/2016/5/14/chartex" xmlns:mc="http://schemas.openxmlformats.org/markup-compatibility/2006" xmlns:aink="http://schemas.microsoft.com/office/drawing/2016/ink" xmlns:am3d="http://schemas.microsoft.com/office/drawing/2017/model3d" xmlns:o="urn:schemas-microsoft-com:office:office" xmlns:r="http://schemas.openxmlformats.org/officeDocument/2006/relationships" xmlns:m="http://schemas.openxmlformats.org/officeDocument/2006/math" xmlns:v="urn:schemas-microsoft-com:vml" xmlns:wp14="http://schemas.microsoft.com/office/word/2010/wordprocessingDrawing" xmlns:wp="http://schemas.openxmlformats.org/drawingml/2006/wordprocessingDrawing" xmlns:w10="urn:schemas-microsoft-com:office:word" xmlns:w="http://schemas.openxmlformats.org/wordprocessingml/2006/main" xmlns:w14="http://schemas.microsoft.com/office/word/2010/wordml" xmlns:w15="http://schemas.microsoft.com/office/word/2012/wordml" xmlns:w16cex="http://schemas.microsoft.com/office/word/2018/wordml/cex" xmlns:w16cid="http://schemas.microsoft.com/office/word/2016/wordml/cid" xmlns:w16="http://schemas.microsoft.com/office/word/2018/wordml" xmlns:w16sdtdh="http://schemas.microsoft.com/office/word/2020/wordml/sdtdatahash" xmlns:w16se="http://schemas.microsoft.com/office/word/2015/wordml/symex" xmlns:wpg="http://schemas.microsoft.com/office/word/2010/wordprocessingGroup" xmlns:wpi="http://schemas.microsoft.com/office/word/2010/wordprocessingInk" xmlns:wne="http://schemas.microsoft.com/office/word/2006/wordml" xmlns:wps="http://schemas.microsoft.com/office/word/2010/wordprocessingShape" mc:Ignorable="w14 w15 w16se w16cid w16 w16cex w16sdtdh wp14">
   <w:p>
     <w:pPr>
-      <w:pStyle w:val="Encabezado"/>
+      <w:pBdr>
+        <w:top w:val="nil"/>
+        <w:left w:val="nil"/>
+        <w:bottom w:val="nil"/>
+        <w:right w:val="nil"/>
+        <w:between w:val="nil"/>
+      </w:pBdr>
+      <w:tabs>
+        <w:tab w:val="center" w:pos="4419"/>
+        <w:tab w:val="right" w:pos="8838"/>
+      </w:tabs>
+      <w:spacing w:line="240" w:lineRule="auto"/>
+      <w:rPr>
+        <w:color w:val="000000"/>
+      </w:rPr>
     </w:pPr>
     <w:r>
       <w:rPr>
-        <w:noProof/>
+        <w:color w:val="000000"/>
       </w:rPr>
-      <w:pict w14:anchorId="02DD5BE9">
+      <w:pict w14:anchorId="6625C316">
         <v:shapetype id="_x0000_t75" coordsize="21600,21600" o:spt="75" o:preferrelative="t" path="m@4@5l@4@11@9@11@9@5xe" filled="f" stroked="f">
           <v:stroke joinstyle="miter"/>
           <v:formulas>
@@ -1334,8 +1244,8 @@
           <v:path o:extrusionok="f" gradientshapeok="t" o:connecttype="rect"/>
           <o:lock v:ext="edit" aspectratio="t"/>
         </v:shapetype>
-        <v:shape id="WordPictureWatermark1448789813" o:spid="_x0000_s2054" type="#_x0000_t75" style="position:absolute;margin-left:0;margin-top:0;width:450.65pt;height:450.65pt;z-index:-251657216;mso-position-horizontal:center;mso-position-horizontal-relative:margin;mso-position-vertical:center;mso-position-vertical-relative:margin" o:allowincell="f">
-          <v:imagedata r:id="rId1" o:title="aplicaciones-logo-1" gain="19661f" blacklevel="22938f"/>
+        <v:shape id="WordPictureWatermark3" o:spid="_x0000_s1025" type="#_x0000_t75" alt="" style="position:absolute;margin-left:0;margin-top:0;width:451.3pt;height:451.3pt;z-index:-251657728;mso-position-horizontal:center;mso-position-horizontal-relative:margin;mso-position-vertical:center;mso-position-vertical-relative:margin">
+          <v:imagedata r:id="rId1" o:title="image1"/>
           <w10:wrap anchorx="margin" anchory="margin"/>
         </v:shape>
       </w:pict>
@@ -1348,10 +1258,7 @@
 <w:hdr xmlns:wpc="http://schemas.microsoft.com/office/word/2010/wordprocessingCanvas" xmlns:cx="http://schemas.microsoft.com/office/drawing/2014/chartex" xmlns:cx1="http://schemas.microsoft.com/office/drawing/2015/9/8/chartex" xmlns:cx2="http://schemas.microsoft.com/office/drawing/2015/10/21/chartex" xmlns:cx3="http://schemas.microsoft.com/office/drawing/2016/5/9/chartex" xmlns:cx4="http://schemas.microsoft.com/office/drawing/2016/5/10/chartex" xmlns:cx5="http://schemas.microsoft.com/office/drawing/2016/5/11/chartex" xmlns:cx6="http://schemas.microsoft.com/office/drawing/2016/5/12/chartex" xmlns:cx7="http://schemas.microsoft.com/office/drawing/2016/5/13/chartex" xmlns:cx8="http://schemas.microsoft.com/office/drawing/2016/5/14/chartex" xmlns:mc="http://schemas.openxmlformats.org/markup-compatibility/2006" xmlns:aink="http://schemas.microsoft.com/office/drawing/2016/ink" xmlns:am3d="http://schemas.microsoft.com/office/drawing/2017/model3d" xmlns:o="urn:schemas-microsoft-com:office:office" xmlns:r="http://schemas.openxmlformats.org/officeDocument/2006/relationships" xmlns:m="http://schemas.openxmlformats.org/officeDocument/2006/math" xmlns:v="urn:schemas-microsoft-com:vml" xmlns:wp14="http://schemas.microsoft.com/office/word/2010/wordprocessingDrawing" xmlns:wp="http://schemas.openxmlformats.org/drawingml/2006/wordprocessingDrawing" xmlns:w10="urn:schemas-microsoft-com:office:word" xmlns:w="http://schemas.openxmlformats.org/wordprocessingml/2006/main" xmlns:w14="http://schemas.microsoft.com/office/word/2010/wordml" xmlns:w15="http://schemas.microsoft.com/office/word/2012/wordml" xmlns:w16cex="http://schemas.microsoft.com/office/word/2018/wordml/cex" xmlns:w16cid="http://schemas.microsoft.com/office/word/2016/wordml/cid" xmlns:w16="http://schemas.microsoft.com/office/word/2018/wordml" xmlns:w16sdtdh="http://schemas.microsoft.com/office/word/2020/wordml/sdtdatahash" xmlns:w16se="http://schemas.microsoft.com/office/word/2015/wordml/symex" xmlns:wpg="http://schemas.microsoft.com/office/word/2010/wordprocessingGroup" xmlns:wpi="http://schemas.microsoft.com/office/word/2010/wordprocessingInk" xmlns:wne="http://schemas.microsoft.com/office/word/2006/wordml" xmlns:wps="http://schemas.microsoft.com/office/word/2010/wordprocessingShape" mc:Ignorable="w14 w15 w16se w16cid w16 w16cex w16sdtdh wp14">
   <w:p>
     <w:r>
-      <w:rPr>
-        <w:noProof/>
-      </w:rPr>
-      <w:pict w14:anchorId="1F8DBBC3">
+      <w:pict w14:anchorId="51BA1E8C">
         <v:shapetype id="_x0000_t75" coordsize="21600,21600" o:spt="75" o:preferrelative="t" path="m@4@5l@4@11@9@11@9@5xe" filled="f" stroked="f">
           <v:stroke joinstyle="miter"/>
           <v:formulas>
@@ -1371,8 +1278,8 @@
           <v:path o:extrusionok="f" gradientshapeok="t" o:connecttype="rect"/>
           <o:lock v:ext="edit" aspectratio="t"/>
         </v:shapetype>
-        <v:shape id="WordPictureWatermark1448789814" o:spid="_x0000_s2055" type="#_x0000_t75" style="position:absolute;margin-left:0;margin-top:0;width:450.65pt;height:450.65pt;z-index:-251656192;mso-position-horizontal:center;mso-position-horizontal-relative:margin;mso-position-vertical:center;mso-position-vertical-relative:margin" o:allowincell="f">
-          <v:imagedata r:id="rId1" o:title="aplicaciones-logo-1" gain="39322f" blacklevel="13107f"/>
+        <v:shape id="WordPictureWatermark2" o:spid="_x0000_s1027" type="#_x0000_t75" alt="" style="position:absolute;margin-left:0;margin-top:0;width:451.3pt;height:451.3pt;z-index:-251659776;mso-position-horizontal:center;mso-position-horizontal-relative:margin;mso-position-vertical:center;mso-position-vertical-relative:margin">
+          <v:imagedata r:id="rId1" o:title="image5"/>
           <w10:wrap anchorx="margin" anchory="margin"/>
         </v:shape>
       </w:pict>
@@ -1385,13 +1292,27 @@
 <w:hdr xmlns:wpc="http://schemas.microsoft.com/office/word/2010/wordprocessingCanvas" xmlns:cx="http://schemas.microsoft.com/office/drawing/2014/chartex" xmlns:cx1="http://schemas.microsoft.com/office/drawing/2015/9/8/chartex" xmlns:cx2="http://schemas.microsoft.com/office/drawing/2015/10/21/chartex" xmlns:cx3="http://schemas.microsoft.com/office/drawing/2016/5/9/chartex" xmlns:cx4="http://schemas.microsoft.com/office/drawing/2016/5/10/chartex" xmlns:cx5="http://schemas.microsoft.com/office/drawing/2016/5/11/chartex" xmlns:cx6="http://schemas.microsoft.com/office/drawing/2016/5/12/chartex" xmlns:cx7="http://schemas.microsoft.com/office/drawing/2016/5/13/chartex" xmlns:cx8="http://schemas.microsoft.com/office/drawing/2016/5/14/chartex" xmlns:mc="http://schemas.openxmlformats.org/markup-compatibility/2006" xmlns:aink="http://schemas.microsoft.com/office/drawing/2016/ink" xmlns:am3d="http://schemas.microsoft.com/office/drawing/2017/model3d" xmlns:o="urn:schemas-microsoft-com:office:office" xmlns:r="http://schemas.openxmlformats.org/officeDocument/2006/relationships" xmlns:m="http://schemas.openxmlformats.org/officeDocument/2006/math" xmlns:v="urn:schemas-microsoft-com:vml" xmlns:wp14="http://schemas.microsoft.com/office/word/2010/wordprocessingDrawing" xmlns:wp="http://schemas.openxmlformats.org/drawingml/2006/wordprocessingDrawing" xmlns:w10="urn:schemas-microsoft-com:office:word" xmlns:w="http://schemas.openxmlformats.org/wordprocessingml/2006/main" xmlns:w14="http://schemas.microsoft.com/office/word/2010/wordml" xmlns:w15="http://schemas.microsoft.com/office/word/2012/wordml" xmlns:w16cex="http://schemas.microsoft.com/office/word/2018/wordml/cex" xmlns:w16cid="http://schemas.microsoft.com/office/word/2016/wordml/cid" xmlns:w16="http://schemas.microsoft.com/office/word/2018/wordml" xmlns:w16sdtdh="http://schemas.microsoft.com/office/word/2020/wordml/sdtdatahash" xmlns:w16se="http://schemas.microsoft.com/office/word/2015/wordml/symex" xmlns:wpg="http://schemas.microsoft.com/office/word/2010/wordprocessingGroup" xmlns:wpi="http://schemas.microsoft.com/office/word/2010/wordprocessingInk" xmlns:wne="http://schemas.microsoft.com/office/word/2006/wordml" xmlns:wps="http://schemas.microsoft.com/office/word/2010/wordprocessingShape" mc:Ignorable="w14 w15 w16se w16cid w16 w16cex w16sdtdh wp14">
   <w:p>
     <w:pPr>
-      <w:pStyle w:val="Encabezado"/>
+      <w:pBdr>
+        <w:top w:val="nil"/>
+        <w:left w:val="nil"/>
+        <w:bottom w:val="nil"/>
+        <w:right w:val="nil"/>
+        <w:between w:val="nil"/>
+      </w:pBdr>
+      <w:tabs>
+        <w:tab w:val="center" w:pos="4419"/>
+        <w:tab w:val="right" w:pos="8838"/>
+      </w:tabs>
+      <w:spacing w:line="240" w:lineRule="auto"/>
+      <w:rPr>
+        <w:color w:val="000000"/>
+      </w:rPr>
     </w:pPr>
     <w:r>
       <w:rPr>
-        <w:noProof/>
+        <w:color w:val="000000"/>
       </w:rPr>
-      <w:pict w14:anchorId="47C6156B">
+      <w:pict w14:anchorId="6C32CEDA">
         <v:shapetype id="_x0000_t75" coordsize="21600,21600" o:spt="75" o:preferrelative="t" path="m@4@5l@4@11@9@11@9@5xe" filled="f" stroked="f">
           <v:stroke joinstyle="miter"/>
           <v:formulas>
@@ -1411,8 +1332,8 @@
           <v:path o:extrusionok="f" gradientshapeok="t" o:connecttype="rect"/>
           <o:lock v:ext="edit" aspectratio="t"/>
         </v:shapetype>
-        <v:shape id="WordPictureWatermark1448789812" o:spid="_x0000_s2053" type="#_x0000_t75" style="position:absolute;margin-left:0;margin-top:0;width:450.65pt;height:450.65pt;z-index:-251658240;mso-position-horizontal:center;mso-position-horizontal-relative:margin;mso-position-vertical:center;mso-position-vertical-relative:margin" o:allowincell="f">
-          <v:imagedata r:id="rId1" o:title="aplicaciones-logo-1" gain="19661f" blacklevel="22938f"/>
+        <v:shape id="WordPictureWatermark1" o:spid="_x0000_s1026" type="#_x0000_t75" alt="" style="position:absolute;margin-left:0;margin-top:0;width:451.3pt;height:451.3pt;z-index:-251658752;mso-position-horizontal:center;mso-position-horizontal-relative:margin;mso-position-vertical:center;mso-position-vertical-relative:margin">
+          <v:imagedata r:id="rId1" o:title="image1"/>
           <w10:wrap anchorx="margin" anchory="margin"/>
         </v:shape>
       </w:pict>
@@ -2017,73 +1938,6 @@
       </w:tblCellMar>
     </w:tblPr>
   </w:style>
-  <w:style w:type="paragraph" w:styleId="Encabezado">
-    <w:name w:val="header"/>
-    <w:basedOn w:val="Normal"/>
-    <w:link w:val="EncabezadoCar"/>
-    <w:uiPriority w:val="99"/>
-    <w:unhideWhenUsed/>
-    <w:rsid w:val="00974E21"/>
-    <w:pPr>
-      <w:tabs>
-        <w:tab w:val="center" w:pos="4419"/>
-        <w:tab w:val="right" w:pos="8838"/>
-      </w:tabs>
-      <w:spacing w:line="240" w:lineRule="auto"/>
-    </w:pPr>
-  </w:style>
-  <w:style w:type="character" w:customStyle="1" w:styleId="EncabezadoCar">
-    <w:name w:val="Encabezado Car"/>
-    <w:basedOn w:val="Fuentedeprrafopredeter"/>
-    <w:link w:val="Encabezado"/>
-    <w:uiPriority w:val="99"/>
-    <w:rsid w:val="00974E21"/>
-  </w:style>
-  <w:style w:type="paragraph" w:styleId="Piedepgina">
-    <w:name w:val="footer"/>
-    <w:basedOn w:val="Normal"/>
-    <w:link w:val="PiedepginaCar"/>
-    <w:uiPriority w:val="99"/>
-    <w:unhideWhenUsed/>
-    <w:rsid w:val="00974E21"/>
-    <w:pPr>
-      <w:tabs>
-        <w:tab w:val="center" w:pos="4419"/>
-        <w:tab w:val="right" w:pos="8838"/>
-      </w:tabs>
-      <w:spacing w:line="240" w:lineRule="auto"/>
-    </w:pPr>
-  </w:style>
-  <w:style w:type="character" w:customStyle="1" w:styleId="PiedepginaCar">
-    <w:name w:val="Pie de página Car"/>
-    <w:basedOn w:val="Fuentedeprrafopredeter"/>
-    <w:link w:val="Piedepgina"/>
-    <w:uiPriority w:val="99"/>
-    <w:rsid w:val="00974E21"/>
-  </w:style>
-  <w:style w:type="character" w:styleId="Hipervnculo">
-    <w:name w:val="Hyperlink"/>
-    <w:basedOn w:val="Fuentedeprrafopredeter"/>
-    <w:uiPriority w:val="99"/>
-    <w:unhideWhenUsed/>
-    <w:rsid w:val="005275A4"/>
-    <w:rPr>
-      <w:color w:val="0000FF" w:themeColor="hyperlink"/>
-      <w:u w:val="single"/>
-    </w:rPr>
-  </w:style>
-  <w:style w:type="character" w:styleId="Mencinsinresolver">
-    <w:name w:val="Unresolved Mention"/>
-    <w:basedOn w:val="Fuentedeprrafopredeter"/>
-    <w:uiPriority w:val="99"/>
-    <w:semiHidden/>
-    <w:unhideWhenUsed/>
-    <w:rsid w:val="005275A4"/>
-    <w:rPr>
-      <w:color w:val="605E5C"/>
-      <w:shd w:val="clear" w:color="auto" w:fill="E1DFDD"/>
-    </w:rPr>
-  </w:style>
 </w:styles>
 </file>
 
@@ -2405,16 +2259,4 @@
   </a:objectDefaults>
   <a:extraClrSchemeLst/>
 </a:theme>
-</file>
-
-<file path=customXml/item1.xml><?xml version="1.0" encoding="utf-8"?>
-<b:Sources xmlns:b="http://schemas.openxmlformats.org/officeDocument/2006/bibliography" xmlns="http://schemas.openxmlformats.org/officeDocument/2006/bibliography" SelectedStyle="\APASixthEditionOfficeOnline.xsl" StyleName="APA" Version="6"/>
-</file>
-
-<file path=customXml/itemProps1.xml><?xml version="1.0" encoding="utf-8"?>
-<ds:datastoreItem xmlns:ds="http://schemas.openxmlformats.org/officeDocument/2006/customXml" ds:itemID="{93D4B144-7051-421B-81BB-C1831F7F6985}">
-  <ds:schemaRefs>
-    <ds:schemaRef ds:uri="http://schemas.openxmlformats.org/officeDocument/2006/bibliography"/>
-  </ds:schemaRefs>
-</ds:datastoreItem>
 </file>
--- a/Util/plantilla_certificado_mary.docx
+++ b/Util/plantilla_certificado_mary.docx
@@ -706,10 +706,7 @@
       </w:r>
       <w:proofErr w:type="spellEnd"/>
       <w:r>
-        <w:t xml:space="preserve"> S.A.S. empresa constituida legalmente co</w:t>
-      </w:r>
-      <w:r>
-        <w:t xml:space="preserve">n el número de </w:t>
+        <w:t xml:space="preserve"> S.A.S. empresa constituida legalmente con el número de </w:t>
       </w:r>
       <w:r>
         <w:rPr>
@@ -740,10 +737,7 @@
         <w:t>TP-13775</w:t>
       </w:r>
       <w:r>
-        <w:t xml:space="preserve"> el cual nos autoriza la recolección y tr</w:t>
-      </w:r>
-      <w:r>
-        <w:t xml:space="preserve">ansporte de Aceite de Cocina Usado (ACU). </w:t>
+        <w:t xml:space="preserve"> el cual nos autoriza la recolección y transporte de Aceite de Cocina Usado (ACU). </w:t>
       </w:r>
     </w:p>
     <w:p>
@@ -955,44 +949,53 @@
           <w:noProof/>
         </w:rPr>
         <mc:AlternateContent>
-          <mc:Choice Requires="wpg">
+          <mc:Choice Requires="wps">
             <w:drawing>
-              <wp:anchor distT="0" distB="0" distL="114300" distR="114300" simplePos="0" relativeHeight="251659264" behindDoc="0" locked="0" layoutInCell="1" hidden="0" allowOverlap="1" wp14:anchorId="0851FA54" wp14:editId="4BFD2848">
+              <wp:anchor distT="0" distB="0" distL="114300" distR="114300" simplePos="0" relativeHeight="251659264" behindDoc="0" locked="0" layoutInCell="1" allowOverlap="1" wp14:anchorId="4E279C2C" wp14:editId="15A8FA68">
                 <wp:simplePos x="0" y="0"/>
                 <wp:positionH relativeFrom="column">
-                  <wp:posOffset>1</wp:posOffset>
+                  <wp:posOffset>35625</wp:posOffset>
                 </wp:positionH>
                 <wp:positionV relativeFrom="paragraph">
-                  <wp:posOffset>12700</wp:posOffset>
+                  <wp:posOffset>144978</wp:posOffset>
                 </wp:positionV>
-                <wp:extent cx="5762007" cy="73726"/>
-                <wp:effectExtent l="0" t="0" r="0" b="0"/>
+                <wp:extent cx="5569527" cy="23751"/>
+                <wp:effectExtent l="38100" t="38100" r="69850" b="90805"/>
                 <wp:wrapNone/>
-                <wp:docPr id="1" name=""/>
+                <wp:docPr id="4" name="Conector recto 4"/>
                 <wp:cNvGraphicFramePr/>
                 <a:graphic xmlns:a="http://schemas.openxmlformats.org/drawingml/2006/main">
                   <a:graphicData uri="http://schemas.microsoft.com/office/word/2010/wordprocessingShape">
                     <wps:wsp>
                       <wps:cNvCnPr/>
                       <wps:spPr>
-                        <a:xfrm rot="10800000" flipH="1">
-                          <a:off x="2484047" y="3762187"/>
-                          <a:ext cx="5723907" cy="35626"/>
+                        <a:xfrm flipV="1">
+                          <a:off x="0" y="0"/>
+                          <a:ext cx="5569527" cy="23751"/>
                         </a:xfrm>
-                        <a:prstGeom prst="straightConnector1">
+                        <a:prstGeom prst="line">
                           <a:avLst/>
                         </a:prstGeom>
-                        <a:noFill/>
-                        <a:ln w="38100" cap="flat" cmpd="sng">
+                        <a:ln>
                           <a:solidFill>
                             <a:srgbClr val="92D050"/>
                           </a:solidFill>
-                          <a:prstDash val="solid"/>
-                          <a:round/>
-                          <a:headEnd type="none" w="sm" len="sm"/>
-                          <a:tailEnd type="none" w="sm" len="sm"/>
                         </a:ln>
                       </wps:spPr>
+                      <wps:style>
+                        <a:lnRef idx="2">
+                          <a:schemeClr val="accent1"/>
+                        </a:lnRef>
+                        <a:fillRef idx="0">
+                          <a:schemeClr val="accent1"/>
+                        </a:fillRef>
+                        <a:effectRef idx="1">
+                          <a:schemeClr val="accent1"/>
+                        </a:effectRef>
+                        <a:fontRef idx="minor">
+                          <a:schemeClr val="tx1"/>
+                        </a:fontRef>
+                      </wps:style>
                       <wps:bodyPr/>
                     </wps:wsp>
                   </a:graphicData>
@@ -1000,47 +1003,12 @@
               </wp:anchor>
             </w:drawing>
           </mc:Choice>
-          <mc:Fallback xmlns:cr="http://schemas.microsoft.com/office/comments/2020/reactions" xmlns="http://schemas.microsoft.com/office/tasks/2019/documenttasks" xmlns:dgm="http://schemas.openxmlformats.org/drawingml/2006/diagram" xmlns:lc="http://schemas.openxmlformats.org/drawingml/2006/lockedCanvas" xmlns:c="http://schemas.openxmlformats.org/drawingml/2006/chart" xmlns:pic="http://schemas.openxmlformats.org/drawingml/2006/picture" xmlns:a="http://schemas.openxmlformats.org/drawingml/2006/main" xmlns:sl="http://schemas.openxmlformats.org/schemaLibrary/2006/main">
-            <w:drawing>
-              <wp:anchor allowOverlap="1" behindDoc="0" distB="0" distT="0" distL="114300" distR="114300" hidden="0" layoutInCell="1" locked="0" relativeHeight="0" simplePos="0">
-                <wp:simplePos x="0" y="0"/>
-                <wp:positionH relativeFrom="column">
-                  <wp:posOffset>1</wp:posOffset>
-                </wp:positionH>
-                <wp:positionV relativeFrom="paragraph">
-                  <wp:posOffset>12700</wp:posOffset>
-                </wp:positionV>
-                <wp:extent cx="5762007" cy="73726"/>
-                <wp:effectExtent b="0" l="0" r="0" t="0"/>
-                <wp:wrapNone/>
-                <wp:docPr id="1" name="image4.png"/>
-                <a:graphic>
-                  <a:graphicData uri="http://schemas.openxmlformats.org/drawingml/2006/picture">
-                    <pic:pic>
-                      <pic:nvPicPr>
-                        <pic:cNvPr id="0" name="image4.png"/>
-                        <pic:cNvPicPr preferRelativeResize="0"/>
-                      </pic:nvPicPr>
-                      <pic:blipFill>
-                        <a:blip r:embed="rId12"/>
-                        <a:srcRect/>
-                        <a:stretch>
-                          <a:fillRect/>
-                        </a:stretch>
-                      </pic:blipFill>
-                      <pic:spPr>
-                        <a:xfrm>
-                          <a:off x="0" y="0"/>
-                          <a:ext cx="5762007" cy="73726"/>
-                        </a:xfrm>
-                        <a:prstGeom prst="rect"/>
-                        <a:ln/>
-                      </pic:spPr>
-                    </pic:pic>
-                  </a:graphicData>
-                </a:graphic>
-              </wp:anchor>
-            </w:drawing>
+          <mc:Fallback>
+            <w:pict>
+              <v:line w14:anchorId="4D83C42E" id="Conector recto 4" o:spid="_x0000_s1026" style="position:absolute;flip:y;z-index:251659264;visibility:visible;mso-wrap-style:square;mso-wrap-distance-left:9pt;mso-wrap-distance-top:0;mso-wrap-distance-right:9pt;mso-wrap-distance-bottom:0;mso-position-horizontal:absolute;mso-position-horizontal-relative:text;mso-position-vertical:absolute;mso-position-vertical-relative:text" from="2.8pt,11.4pt" to="441.35pt,13.25pt" o:gfxdata="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" strokecolor="#92d050" strokeweight="2pt">
+                <v:shadow on="t" color="black" opacity="24903f" origin=",.5" offset="0,.55556mm"/>
+              </v:line>
+            </w:pict>
           </mc:Fallback>
         </mc:AlternateContent>
       </w:r>
